--- a/data/revised_2026-10_full/outputs/v2/Core_Mathematics/SS2.3_Rotation/Core_Mathematics_Rotation_FinalExplanation.docx
+++ b/data/revised_2026-10_full/outputs/v2/Core_Mathematics/SS2.3_Rotation/Core_Mathematics_Rotation_FinalExplanation.docx
@@ -3047,7 +3047,7 @@
         </w:rPr>
         <w:t xml:space="preserve">© 2026 SeaVuria and ARES. This work is licensed under a </w:t>
       </w:r>
-      <w:hyperlink w:history="1" r:id="rIdloj4_glm0dxujx4g1prwd">
+      <w:hyperlink w:history="1" r:id="rIdbcqj6ii2-ilvwstkm5gko">
         <w:r>
           <w:rPr>
             <w:rFonts w:ascii="Arial" w:cs="Arial" w:eastAsia="Arial" w:hAnsi="Arial"/>
@@ -3067,7 +3067,7 @@
         </w:rPr>
         <w:t xml:space="preserve"> (</w:t>
       </w:r>
-      <w:hyperlink w:history="1" r:id="rIdrl4--qzmlyuscuhnwzyen">
+      <w:hyperlink w:history="1" r:id="rIdcfdzoaroe_rtaewffq3qx">
         <w:r>
           <w:rPr>
             <w:rFonts w:ascii="Arial" w:cs="Arial" w:eastAsia="Arial" w:hAnsi="Arial"/>
@@ -3087,7 +3087,7 @@
         </w:rPr>
         <w:t xml:space="preserve">). To view a copy of this license, visit </w:t>
       </w:r>
-      <w:hyperlink w:history="1" r:id="rIdxaito5_dcjdhkf-2ugvaa">
+      <w:hyperlink w:history="1" r:id="rIdvl3u7m4mjm74uvsahhkfa">
         <w:r>
           <w:rPr>
             <w:rFonts w:ascii="Arial" w:cs="Arial" w:eastAsia="Arial" w:hAnsi="Arial"/>
